--- a/docs/PROG8245-Lab2-Tidying,Cleaning,Imputation,and_Outlier_Detection.docx
+++ b/docs/PROG8245-Lab2-Tidying,Cleaning,Imputation,and_Outlier_Detection.docx
@@ -784,7 +784,7 @@
           </mc:Choice>
           <mc:Fallback>
             <w:pict>
-              <v:shape w14:anchorId="5A780ECB" id="Graphic 2" o:spid="_x0000_s1026" style="position:absolute;margin-left:59.55pt;margin-top:11.2pt;width:476.4pt;height:.1pt;z-index:-15728128;visibility:visible;mso-wrap-style:square;mso-wrap-distance-left:0;mso-wrap-distance-top:0;mso-wrap-distance-right:0;mso-wrap-distance-bottom:0;mso-position-horizontal:absolute;mso-position-horizontal-relative:page;mso-position-vertical:absolute;mso-position-vertical-relative:text;v-text-anchor:top" coordsize="6050280,1270" o:gfxdata="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" path="m,l6049670,e" filled="f" strokecolor="#d7d6d2" strokeweight=".5pt">
+              <v:shape w14:anchorId="705D827A" id="Graphic 2" o:spid="_x0000_s1026" style="position:absolute;margin-left:59.55pt;margin-top:11.2pt;width:476.4pt;height:.1pt;z-index:-15728128;visibility:visible;mso-wrap-style:square;mso-wrap-distance-left:0;mso-wrap-distance-top:0;mso-wrap-distance-right:0;mso-wrap-distance-bottom:0;mso-position-horizontal:absolute;mso-position-horizontal-relative:page;mso-position-vertical:absolute;mso-position-vertical-relative:text;v-text-anchor:top" coordsize="6050280,1270" o:gfxdata="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" path="m,l6049670,e" filled="f" strokecolor="#d7d6d2" strokeweight=".5pt">
                 <v:path arrowok="t"/>
                 <w10:wrap type="topAndBottom" anchorx="page"/>
               </v:shape>
@@ -1071,78 +1071,6 @@
         </w:rPr>
         <w:t xml:space="preserve"> in the box before the due date/time.</w:t>
       </w:r>
-    </w:p>
-    <w:p>
-      <w:pPr>
-        <w:pStyle w:val="BodyText"/>
-        <w:rPr>
-          <w:sz w:val="20"/>
-        </w:rPr>
-      </w:pPr>
-    </w:p>
-    <w:p>
-      <w:pPr>
-        <w:pStyle w:val="BodyText"/>
-        <w:rPr>
-          <w:sz w:val="20"/>
-        </w:rPr>
-      </w:pPr>
-    </w:p>
-    <w:p>
-      <w:pPr>
-        <w:pStyle w:val="BodyText"/>
-        <w:rPr>
-          <w:sz w:val="20"/>
-        </w:rPr>
-      </w:pPr>
-    </w:p>
-    <w:p>
-      <w:pPr>
-        <w:pStyle w:val="BodyText"/>
-        <w:rPr>
-          <w:sz w:val="20"/>
-        </w:rPr>
-      </w:pPr>
-    </w:p>
-    <w:p>
-      <w:pPr>
-        <w:pStyle w:val="BodyText"/>
-        <w:rPr>
-          <w:sz w:val="20"/>
-        </w:rPr>
-      </w:pPr>
-    </w:p>
-    <w:p>
-      <w:pPr>
-        <w:pStyle w:val="BodyText"/>
-        <w:rPr>
-          <w:sz w:val="20"/>
-        </w:rPr>
-      </w:pPr>
-    </w:p>
-    <w:p>
-      <w:pPr>
-        <w:pStyle w:val="BodyText"/>
-        <w:rPr>
-          <w:sz w:val="20"/>
-        </w:rPr>
-      </w:pPr>
-    </w:p>
-    <w:p>
-      <w:pPr>
-        <w:pStyle w:val="BodyText"/>
-        <w:rPr>
-          <w:sz w:val="20"/>
-        </w:rPr>
-      </w:pPr>
-    </w:p>
-    <w:p>
-      <w:pPr>
-        <w:pStyle w:val="BodyText"/>
-        <w:rPr>
-          <w:sz w:val="20"/>
-        </w:rPr>
-      </w:pPr>
     </w:p>
     <w:p>
       <w:pPr>
@@ -1256,7 +1184,7 @@
           </mc:Choice>
           <mc:Fallback>
             <w:pict>
-              <v:shape w14:anchorId="6A4E664D" id="Graphic 3" o:spid="_x0000_s1026" style="position:absolute;margin-left:59.55pt;margin-top:23.95pt;width:476.4pt;height:.1pt;z-index:-15727616;visibility:visible;mso-wrap-style:square;mso-wrap-distance-left:0;mso-wrap-distance-top:0;mso-wrap-distance-right:0;mso-wrap-distance-bottom:0;mso-position-horizontal:absolute;mso-position-horizontal-relative:page;mso-position-vertical:absolute;mso-position-vertical-relative:text;v-text-anchor:top" coordsize="6050280,1270" o:gfxdata="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" path="m,l6049670,e" filled="f" strokecolor="#d7d6d2" strokeweight=".5pt">
+              <v:shape w14:anchorId="0F6AE29C" id="Graphic 3" o:spid="_x0000_s1026" style="position:absolute;margin-left:59.55pt;margin-top:23.95pt;width:476.4pt;height:.1pt;z-index:-15727616;visibility:visible;mso-wrap-style:square;mso-wrap-distance-left:0;mso-wrap-distance-top:0;mso-wrap-distance-right:0;mso-wrap-distance-bottom:0;mso-position-horizontal:absolute;mso-position-horizontal-relative:page;mso-position-vertical:absolute;mso-position-vertical-relative:text;v-text-anchor:top" coordsize="6050280,1270" o:gfxdata="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" path="m,l6049670,e" filled="f" strokecolor="#d7d6d2" strokeweight=".5pt">
                 <v:path arrowok="t"/>
                 <w10:wrap type="topAndBottom" anchorx="page"/>
               </v:shape>
